--- a/Unsorted/Петергоф/восстановление/3. Петергоф. Восстановление.docx
+++ b/Unsorted/Петергоф/восстановление/3. Петергоф. Восстановление.docx
@@ -25,14 +25,9 @@
           <w:szCs w:val="24"/>
           <w:lang w:eastAsia="ru-RU"/>
         </w:rPr>
-        <w:t>Петергоф: Хроника воскрешения из пепла (1944–2000)</w:t>
-      </w:r>
-    </w:p>
-    <w:p>
-      <w:pPr>
-        <w:spacing w:after="0" w:line="360" w:lineRule="auto"/>
-        <w:ind w:firstLine="709"/>
-        <w:jc w:val="center"/>
+        <w:t>Петергоф</w:t>
+      </w:r>
+      <w:r>
         <w:rPr>
           <w:rFonts w:ascii="Times New Roman" w:eastAsia="Times New Roman" w:hAnsi="Times New Roman" w:cs="Times New Roman"/>
           <w:b/>
@@ -41,7 +36,19 @@
           <w:szCs w:val="24"/>
           <w:lang w:eastAsia="ru-RU"/>
         </w:rPr>
-      </w:pPr>
+        <w:t>.</w:t>
+      </w:r>
+      <w:r>
+        <w:rPr>
+          <w:rFonts w:ascii="Times New Roman" w:eastAsia="Times New Roman" w:hAnsi="Times New Roman" w:cs="Times New Roman"/>
+          <w:b/>
+          <w:bCs/>
+          <w:sz w:val="24"/>
+          <w:szCs w:val="24"/>
+          <w:lang w:eastAsia="ru-RU"/>
+        </w:rPr>
+        <w:t xml:space="preserve"> Хроника воскрешения из пепла (1944–2000)</w:t>
+      </w:r>
     </w:p>
     <w:p>
       <w:pPr>
@@ -71,7 +78,36 @@
           <w:szCs w:val="24"/>
           <w:lang w:eastAsia="ru-RU"/>
         </w:rPr>
-        <w:t xml:space="preserve">моменту окончания Великой Отечественной войны дворцово-парковый ансамбль Петергофа представлял собой территорию масштабных разрушений. В ходе оккупации были уничтожены или серьёзно повреждены до 95 % зданий, вырублено свыше 10 000 деревьев, а из богатейших музейных коллекций утрачено или похищено более 30 000 предметов. Сложная гидротехническая система фонтанов и водопроводов оказалась полностью разрушена: свинцовые трубы Большого каскада были демонтированы и переплавлены, бассейны разбиты, скульптурные группы сорваны с постаментов и вывезены. </w:t>
+        <w:t>моменту окончания Великой Отечественной войны дворцово-парковый ансамбль Петергофа представлял собой территорию масштабных разрушений. В первые месяцы после Победы Совет Министров СССР принял решение о включении Петергофа в перечень приоритетных объектов культурного восстановления. Уже летом 1945 года Нижний парк был частично очищен от мин, завалов и остатков окопов, и, несмотря на отсутствие большинства фонтанов и скульптур, был открыт для первых посети</w:t>
+      </w:r>
+      <w:bookmarkStart w:id="0" w:name="_GoBack"/>
+      <w:bookmarkEnd w:id="0"/>
+      <w:r>
+        <w:rPr>
+          <w:rFonts w:ascii="Times New Roman" w:eastAsia="Times New Roman" w:hAnsi="Times New Roman" w:cs="Times New Roman"/>
+          <w:sz w:val="24"/>
+          <w:szCs w:val="24"/>
+          <w:lang w:eastAsia="ru-RU"/>
+        </w:rPr>
+        <w:t>телей. Это имело не только культурное, но и символическое значение — демонстрировало, что жизнь и культура воз</w:t>
+      </w:r>
+      <w:r>
+        <w:rPr>
+          <w:rFonts w:ascii="Times New Roman" w:eastAsia="Times New Roman" w:hAnsi="Times New Roman" w:cs="Times New Roman"/>
+          <w:sz w:val="24"/>
+          <w:szCs w:val="24"/>
+          <w:lang w:eastAsia="ru-RU"/>
+        </w:rPr>
+        <w:t>вращаются в пострадавшие города.</w:t>
+      </w:r>
+      <w:r>
+        <w:rPr>
+          <w:rFonts w:ascii="Times New Roman" w:eastAsia="Times New Roman" w:hAnsi="Times New Roman" w:cs="Times New Roman"/>
+          <w:sz w:val="24"/>
+          <w:szCs w:val="24"/>
+          <w:lang w:eastAsia="ru-RU"/>
+        </w:rPr>
+        <w:t xml:space="preserve"> </w:t>
       </w:r>
     </w:p>
     <w:p>
@@ -93,7 +129,70 @@
           <w:szCs w:val="24"/>
           <w:lang w:eastAsia="ru-RU"/>
         </w:rPr>
-        <w:t xml:space="preserve">В первые месяцы после Победы Совет Министров СССР принял решение о включении Петергофа в перечень приоритетных объектов культурного восстановления. Уже летом 1945 года Нижний парк был частично очищен от мин, завалов и остатков окопов, и, несмотря на отсутствие большинства фонтанов и скульптур, был открыт для первых посетителей. Это имело не только культурное, но и символическое значение — демонстрировало, что жизнь и культура возвращаются в пострадавшие города. 1945–1947 годы стали временем аварийно-укрепительных работ и подготовки к масштабной реставрации. </w:t>
+        <w:t xml:space="preserve">1945–1947 годы стали временем аварийно-укрепительных работ и подготовки к масштабной реставрации. Главными задачами были консервация уцелевших конструкций и сбор фрагментов утраченных памятников. </w:t>
+      </w:r>
+      <w:r>
+        <w:rPr>
+          <w:rFonts w:ascii="Times New Roman" w:eastAsia="Times New Roman" w:hAnsi="Times New Roman" w:cs="Times New Roman"/>
+          <w:sz w:val="24"/>
+          <w:szCs w:val="24"/>
+          <w:lang w:eastAsia="ru-RU"/>
+        </w:rPr>
+        <w:t>Н</w:t>
+      </w:r>
+      <w:r>
+        <w:rPr>
+          <w:rFonts w:ascii="Times New Roman" w:eastAsia="Times New Roman" w:hAnsi="Times New Roman" w:cs="Times New Roman"/>
+          <w:sz w:val="24"/>
+          <w:szCs w:val="24"/>
+          <w:lang w:eastAsia="ru-RU"/>
+        </w:rPr>
+        <w:t>ачалось в</w:t>
+      </w:r>
+      <w:r>
+        <w:rPr>
+          <w:rFonts w:ascii="Times New Roman" w:eastAsia="Times New Roman" w:hAnsi="Times New Roman" w:cs="Times New Roman"/>
+          <w:sz w:val="24"/>
+          <w:szCs w:val="24"/>
+          <w:lang w:eastAsia="ru-RU"/>
+        </w:rPr>
+        <w:t>осстановление фонтанной системы: г</w:t>
+      </w:r>
+      <w:r>
+        <w:rPr>
+          <w:rFonts w:ascii="Times New Roman" w:eastAsia="Times New Roman" w:hAnsi="Times New Roman" w:cs="Times New Roman"/>
+          <w:sz w:val="24"/>
+          <w:szCs w:val="24"/>
+          <w:lang w:eastAsia="ru-RU"/>
+        </w:rPr>
+        <w:t>лавным событием стал запуск в 1947 году Большого каскада с воссозданной скульптурой «Самсон, раздирающий пас</w:t>
+      </w:r>
+      <w:r>
+        <w:rPr>
+          <w:rFonts w:ascii="Times New Roman" w:eastAsia="Times New Roman" w:hAnsi="Times New Roman" w:cs="Times New Roman"/>
+          <w:sz w:val="24"/>
+          <w:szCs w:val="24"/>
+          <w:lang w:eastAsia="ru-RU"/>
+        </w:rPr>
+        <w:t xml:space="preserve">ть льва». Скульпторы во главе с </w:t>
+      </w:r>
+      <w:r>
+        <w:rPr>
+          <w:rFonts w:ascii="Times New Roman" w:eastAsia="Times New Roman" w:hAnsi="Times New Roman" w:cs="Times New Roman"/>
+          <w:sz w:val="24"/>
+          <w:szCs w:val="24"/>
+          <w:lang w:eastAsia="ru-RU"/>
+        </w:rPr>
+        <w:t>В.</w:t>
+      </w:r>
+      <w:r>
+        <w:rPr>
+          <w:rFonts w:ascii="Times New Roman" w:eastAsia="Times New Roman" w:hAnsi="Times New Roman" w:cs="Times New Roman"/>
+          <w:sz w:val="24"/>
+          <w:szCs w:val="24"/>
+          <w:lang w:eastAsia="ru-RU"/>
+        </w:rPr>
+        <w:t xml:space="preserve">Л. Симоновым изготовили копию по довоенным гипсовым слепкам и фотографиям, что позволило максимально точно воспроизвести оригинал. </w:t>
       </w:r>
     </w:p>
     <w:p>
@@ -115,27 +214,25 @@
           <w:szCs w:val="24"/>
           <w:lang w:eastAsia="ru-RU"/>
         </w:rPr>
-        <w:t>Главными задачами были консервация уцелевших конструкций и сбор фрагментов утраченных памятников. В эти годы началось восстановление фонтанной системы, главным событием которого стал запуск в 1947 году Большого каскада с воссозданной скульптурой «Самсон, раздирающий пас</w:t>
-      </w:r>
-      <w:r>
-        <w:rPr>
-          <w:rFonts w:ascii="Times New Roman" w:eastAsia="Times New Roman" w:hAnsi="Times New Roman" w:cs="Times New Roman"/>
-          <w:sz w:val="24"/>
-          <w:szCs w:val="24"/>
-          <w:lang w:eastAsia="ru-RU"/>
-        </w:rPr>
-        <w:t xml:space="preserve">ть льва». Скульпторы во главе с </w:t>
-      </w:r>
-      <w:bookmarkStart w:id="0" w:name="_GoBack"/>
-      <w:bookmarkEnd w:id="0"/>
-      <w:r>
-        <w:rPr>
-          <w:rFonts w:ascii="Times New Roman" w:eastAsia="Times New Roman" w:hAnsi="Times New Roman" w:cs="Times New Roman"/>
-          <w:sz w:val="24"/>
-          <w:szCs w:val="24"/>
-          <w:lang w:eastAsia="ru-RU"/>
-        </w:rPr>
-        <w:t xml:space="preserve">В. Л. Симоновым изготовили копию по довоенным гипсовым слепкам и фотографиям, что позволило максимально точно воспроизвести оригинал. В 1950-е годы началось поэтапное восстановление архитектурных объектов Нижнего парка и Верхнего сада. В 1952 году для публики был открыт первый полностью восстановленный павильон — </w:t>
+        <w:t>В 1950-е годы началось поэтапное восстановление архитектурных объектов Нижнего парка и Верхнего сада. В 1952 году для публики был открыт первый полн</w:t>
+      </w:r>
+      <w:r>
+        <w:rPr>
+          <w:rFonts w:ascii="Times New Roman" w:eastAsia="Times New Roman" w:hAnsi="Times New Roman" w:cs="Times New Roman"/>
+          <w:sz w:val="24"/>
+          <w:szCs w:val="24"/>
+          <w:lang w:eastAsia="ru-RU"/>
+        </w:rPr>
+        <w:t>остью восстановленный павильон</w:t>
+      </w:r>
+      <w:r>
+        <w:rPr>
+          <w:rFonts w:ascii="Times New Roman" w:eastAsia="Times New Roman" w:hAnsi="Times New Roman" w:cs="Times New Roman"/>
+          <w:sz w:val="24"/>
+          <w:szCs w:val="24"/>
+          <w:lang w:eastAsia="ru-RU"/>
+        </w:rPr>
+        <w:t xml:space="preserve"> </w:t>
       </w:r>
       <w:proofErr w:type="spellStart"/>
       <w:r>
@@ -177,17 +274,43 @@
           <w:szCs w:val="24"/>
           <w:lang w:eastAsia="ru-RU"/>
         </w:rPr>
-        <w:t xml:space="preserve">Восстановление Большого дворца стало одной из самых трудоёмких задач. К 1964 году, в честь 250-летия Петергофа, были открыты Портретный зал, Тронный зал и Зал военной славы. Параллельно шла работа над Чесменским залом, завершённая к 1969 году, а в 1975 году сюда вернулись хрустальные люстры. В 1966 году восстановили колоннады Воронихина, а Верхний сад вернули к регулярной планировке Петровской эпохи. Особое </w:t>
-      </w:r>
-      <w:r>
-        <w:rPr>
-          <w:rFonts w:ascii="Times New Roman" w:eastAsia="Times New Roman" w:hAnsi="Times New Roman" w:cs="Times New Roman"/>
-          <w:sz w:val="24"/>
-          <w:szCs w:val="24"/>
-          <w:lang w:eastAsia="ru-RU"/>
-        </w:rPr>
-        <w:lastRenderedPageBreak/>
-        <w:t xml:space="preserve">внимание уделялось восстановлению фонтанов-шутих. С 1968 по 1971 год был полностью реконструирован «Дубок»: бассейн облицевали гранитом, скульптуру Амура вернули в 1956 году, а бронзовых дельфинов — в 1957-м; в 1980-е годы они были позолочены. Львиный каскад вновь заработал к концу 1950-х годов, а к началу 1970-х большинство фонтанов Нижнего парка было восстановлено. С конца 1970-х годов реставрационные работы перешли в фазу комплексной реконструкции инженерных систем. Совет Министров СССР выделил около 7 миллионов рублей на восстановление водоподводящей системы, что позволило провести модернизацию фонтанных коммуникаций и обеспечить их устойчивую работу. </w:t>
+        <w:t>Восстановление Большого дворца стало одной из самых трудоёмких задач. К 1964 году, в честь 250-летия Петерго</w:t>
+      </w:r>
+      <w:r>
+        <w:rPr>
+          <w:rFonts w:ascii="Times New Roman" w:eastAsia="Times New Roman" w:hAnsi="Times New Roman" w:cs="Times New Roman"/>
+          <w:sz w:val="24"/>
+          <w:szCs w:val="24"/>
+          <w:lang w:eastAsia="ru-RU"/>
+        </w:rPr>
+        <w:t xml:space="preserve">фа, были открыты Портретный и </w:t>
+      </w:r>
+      <w:r>
+        <w:rPr>
+          <w:rFonts w:ascii="Times New Roman" w:eastAsia="Times New Roman" w:hAnsi="Times New Roman" w:cs="Times New Roman"/>
+          <w:sz w:val="24"/>
+          <w:szCs w:val="24"/>
+          <w:lang w:eastAsia="ru-RU"/>
+        </w:rPr>
+        <w:t>Тронный зал</w:t>
+      </w:r>
+      <w:r>
+        <w:rPr>
+          <w:rFonts w:ascii="Times New Roman" w:eastAsia="Times New Roman" w:hAnsi="Times New Roman" w:cs="Times New Roman"/>
+          <w:sz w:val="24"/>
+          <w:szCs w:val="24"/>
+          <w:lang w:eastAsia="ru-RU"/>
+        </w:rPr>
+        <w:t xml:space="preserve">ы. </w:t>
+      </w:r>
+      <w:r>
+        <w:rPr>
+          <w:rFonts w:ascii="Times New Roman" w:eastAsia="Times New Roman" w:hAnsi="Times New Roman" w:cs="Times New Roman"/>
+          <w:sz w:val="24"/>
+          <w:szCs w:val="24"/>
+          <w:lang w:eastAsia="ru-RU"/>
+        </w:rPr>
+        <w:t xml:space="preserve">Параллельно шла работа над Чесменским залом, завершённая к 1969 году, а в 1975 году сюда вернулись хрустальные люстры. В 1966 году восстановили колоннады Воронихина, а Верхний сад вернули к регулярной планировке Петровской эпохи. Особое внимание уделялось восстановлению фонтанов-шутих. С 1968 по 1971 год был полностью реконструирован «Дубок»: бассейн облицевали гранитом, скульптуру Амура вернули в 1956 году, а бронзовых дельфинов — в 1957-м; в 1980-е годы они были позолочены. Львиный каскад вновь заработал к концу 1950-х годов, а к началу 1970-х большинство фонтанов Нижнего парка было восстановлено. </w:t>
       </w:r>
     </w:p>
     <w:p>
@@ -209,7 +332,17 @@
           <w:szCs w:val="24"/>
           <w:lang w:eastAsia="ru-RU"/>
         </w:rPr>
-        <w:t>В 1980-е годы завершилась реставрация интерьеров и фасадов Большого дворца. Одновременно шли работы в отдалённых частях парка: восстанавливали малые павильоны, лестницы, мостики, скульптуры. Были реконструированы Римские фонтаны, которые получили новые бассейны и облицовку, максимально приближённую к исторической. В 1990 году ансамбль Петергофа был внесён в список Всемирного наследия ЮНЕСКО, что подчеркнуло его международную культурную ценность и открыло новые возможности для финансирования реставрационных проектов.</w:t>
+        <w:t xml:space="preserve">С конца 1970-х годов реставрационные работы перешли в фазу комплексной реконструкции инженерных систем. Совет Министров СССР выделил около 7 миллионов </w:t>
+      </w:r>
+      <w:r>
+        <w:rPr>
+          <w:rFonts w:ascii="Times New Roman" w:eastAsia="Times New Roman" w:hAnsi="Times New Roman" w:cs="Times New Roman"/>
+          <w:sz w:val="24"/>
+          <w:szCs w:val="24"/>
+          <w:lang w:eastAsia="ru-RU"/>
+        </w:rPr>
+        <w:lastRenderedPageBreak/>
+        <w:t xml:space="preserve">рублей на восстановление водоподводящей системы, что позволило провести модернизацию фонтанных коммуникаций и обеспечить их устойчивую работу. </w:t>
       </w:r>
     </w:p>
     <w:p>
@@ -231,7 +364,91 @@
           <w:szCs w:val="24"/>
           <w:lang w:eastAsia="ru-RU"/>
         </w:rPr>
-        <w:t>В 1997 году городу было возвращено историческое имя — Петергоф, а в 1998–2000 годах завершился один из крупнейших этапов восстановления фонтанного водовода, начатого ещё в 1940-е годы. К 2000 году завершилась основная фаза послевоенного возрождения Петергофа. Он предстал перед посетителями не только как музей-заповедник, но и как действующий дворцово-парковый комплекс с более чем 150 работающими фонтанами, десятками восстановленных павильонов и тысячами единиц возвращённых в экспозицию музейных предметов. За полвека кропотливой работы реставраторов, инженеров и музейных сотрудников ансамбль сумел возродиться из состояния почти полного разрушения и вновь занять место одного из величайших памятников мирового садово-паркового искусства.</w:t>
+        <w:t xml:space="preserve">В 1980-е годы завершилась реставрация интерьеров и фасадов Большого дворца. Одновременно шли работы в отдалённых частях парка: восстанавливали малые павильоны, лестницы, мостики, скульптуры. Были реконструированы Римские фонтаны, которые получили новые бассейны и облицовку, максимально приближённую к исторической. </w:t>
+      </w:r>
+    </w:p>
+    <w:p>
+      <w:pPr>
+        <w:spacing w:after="0" w:line="360" w:lineRule="auto"/>
+        <w:ind w:firstLine="709"/>
+        <w:jc w:val="both"/>
+        <w:rPr>
+          <w:rFonts w:ascii="Times New Roman" w:eastAsia="Times New Roman" w:hAnsi="Times New Roman" w:cs="Times New Roman"/>
+          <w:sz w:val="24"/>
+          <w:szCs w:val="24"/>
+          <w:lang w:eastAsia="ru-RU"/>
+        </w:rPr>
+      </w:pPr>
+      <w:r>
+        <w:rPr>
+          <w:rFonts w:ascii="Times New Roman" w:eastAsia="Times New Roman" w:hAnsi="Times New Roman" w:cs="Times New Roman"/>
+          <w:sz w:val="24"/>
+          <w:szCs w:val="24"/>
+          <w:lang w:eastAsia="ru-RU"/>
+        </w:rPr>
+        <w:t>В 1990 году ансамбль Петергофа был внесён в список Всемирного наследия ЮНЕСКО, что подчеркнуло его международную культурную ценность и открыло новые возможности для финансирования реставрационных проектов.</w:t>
+      </w:r>
+    </w:p>
+    <w:p>
+      <w:pPr>
+        <w:spacing w:after="0" w:line="360" w:lineRule="auto"/>
+        <w:ind w:firstLine="709"/>
+        <w:jc w:val="both"/>
+        <w:rPr>
+          <w:rFonts w:ascii="Times New Roman" w:eastAsia="Times New Roman" w:hAnsi="Times New Roman" w:cs="Times New Roman"/>
+          <w:sz w:val="24"/>
+          <w:szCs w:val="24"/>
+          <w:lang w:eastAsia="ru-RU"/>
+        </w:rPr>
+      </w:pPr>
+      <w:r>
+        <w:rPr>
+          <w:rFonts w:ascii="Times New Roman" w:eastAsia="Times New Roman" w:hAnsi="Times New Roman" w:cs="Times New Roman"/>
+          <w:sz w:val="24"/>
+          <w:szCs w:val="24"/>
+          <w:lang w:eastAsia="ru-RU"/>
+        </w:rPr>
+        <w:t xml:space="preserve">В 1997 году городу было возвращено историческое имя — Петергоф, а в 1998–2000 годах завершился один из крупнейших этапов восстановления фонтанного водовода, начатого ещё в 1940-е годы. К 2000 году завершилась основная фаза послевоенного возрождения Петергофа. Он предстал перед посетителями не только как музей-заповедник, но и как действующий дворцово-парковый комплекс с более чем 150 работающими фонтанами, десятками восстановленных павильонов и тысячами единиц возвращённых в экспозицию музейных предметов. </w:t>
+      </w:r>
+    </w:p>
+    <w:p>
+      <w:pPr>
+        <w:spacing w:after="0" w:line="360" w:lineRule="auto"/>
+        <w:ind w:firstLine="709"/>
+        <w:jc w:val="both"/>
+        <w:rPr>
+          <w:rFonts w:ascii="Times New Roman" w:eastAsia="Times New Roman" w:hAnsi="Times New Roman" w:cs="Times New Roman"/>
+          <w:sz w:val="24"/>
+          <w:szCs w:val="24"/>
+          <w:lang w:eastAsia="ru-RU"/>
+        </w:rPr>
+      </w:pPr>
+      <w:r>
+        <w:rPr>
+          <w:rFonts w:ascii="Times New Roman" w:eastAsia="Times New Roman" w:hAnsi="Times New Roman" w:cs="Times New Roman"/>
+          <w:sz w:val="24"/>
+          <w:szCs w:val="24"/>
+          <w:lang w:eastAsia="ru-RU"/>
+        </w:rPr>
+        <w:t xml:space="preserve">За полвека кропотливой работы реставраторов, инженеров и музейных сотрудников ансамбль </w:t>
+      </w:r>
+      <w:r>
+        <w:rPr>
+          <w:rFonts w:ascii="Times New Roman" w:eastAsia="Times New Roman" w:hAnsi="Times New Roman" w:cs="Times New Roman"/>
+          <w:sz w:val="24"/>
+          <w:szCs w:val="24"/>
+          <w:lang w:eastAsia="ru-RU"/>
+        </w:rPr>
+        <w:t xml:space="preserve">Петергофа </w:t>
+      </w:r>
+      <w:r>
+        <w:rPr>
+          <w:rFonts w:ascii="Times New Roman" w:eastAsia="Times New Roman" w:hAnsi="Times New Roman" w:cs="Times New Roman"/>
+          <w:sz w:val="24"/>
+          <w:szCs w:val="24"/>
+          <w:lang w:eastAsia="ru-RU"/>
+        </w:rPr>
+        <w:t>сумел возродиться из состояния почти полного разрушения и вновь занять место одного из величайших памятников мирового садово-паркового искусства.</w:t>
       </w:r>
     </w:p>
     <w:p>

--- a/Unsorted/Петергоф/восстановление/3. Петергоф. Восстановление.docx
+++ b/Unsorted/Петергоф/восстановление/3. Петергоф. Восстановление.docx
@@ -1,6 +1,6 @@
 
 <file path=word/document.xml><?xml version="1.0" encoding="utf-8"?>
-<w:document xmlns:wpc="http://schemas.microsoft.com/office/word/2010/wordprocessingCanvas" xmlns:cx="http://schemas.microsoft.com/office/drawing/2014/chartex" xmlns:cx1="http://schemas.microsoft.com/office/drawing/2015/9/8/chartex" xmlns:mc="http://schemas.openxmlformats.org/markup-compatibility/2006" xmlns:o="urn:schemas-microsoft-com:office:office" xmlns:r="http://schemas.openxmlformats.org/officeDocument/2006/relationships" xmlns:m="http://schemas.openxmlformats.org/officeDocument/2006/math" xmlns:v="urn:schemas-microsoft-com:vml" xmlns:wp14="http://schemas.microsoft.com/office/word/2010/wordprocessingDrawing" xmlns:wp="http://schemas.openxmlformats.org/drawingml/2006/wordprocessingDrawing" xmlns:w10="urn:schemas-microsoft-com:office:word" xmlns:w="http://schemas.openxmlformats.org/wordprocessingml/2006/main" xmlns:w14="http://schemas.microsoft.com/office/word/2010/wordml" xmlns:w15="http://schemas.microsoft.com/office/word/2012/wordml" xmlns:w16se="http://schemas.microsoft.com/office/word/2015/wordml/symex" xmlns:wpg="http://schemas.microsoft.com/office/word/2010/wordprocessingGroup" xmlns:wpi="http://schemas.microsoft.com/office/word/2010/wordprocessingInk" xmlns:wne="http://schemas.microsoft.com/office/word/2006/wordml" xmlns:wps="http://schemas.microsoft.com/office/word/2010/wordprocessingShape" mc:Ignorable="w14 w15 w16se wp14">
+<w:document xmlns:wpc="http://schemas.microsoft.com/office/word/2010/wordprocessingCanvas" xmlns:cx="http://schemas.microsoft.com/office/drawing/2014/chartex" xmlns:mc="http://schemas.openxmlformats.org/markup-compatibility/2006" xmlns:o="urn:schemas-microsoft-com:office:office" xmlns:r="http://schemas.openxmlformats.org/officeDocument/2006/relationships" xmlns:m="http://schemas.openxmlformats.org/officeDocument/2006/math" xmlns:v="urn:schemas-microsoft-com:vml" xmlns:wp14="http://schemas.microsoft.com/office/word/2010/wordprocessingDrawing" xmlns:wp="http://schemas.openxmlformats.org/drawingml/2006/wordprocessingDrawing" xmlns:w10="urn:schemas-microsoft-com:office:word" xmlns:w="http://schemas.openxmlformats.org/wordprocessingml/2006/main" xmlns:w14="http://schemas.microsoft.com/office/word/2010/wordml" xmlns:w15="http://schemas.microsoft.com/office/word/2012/wordml" xmlns:w16se="http://schemas.microsoft.com/office/word/2015/wordml/symex" xmlns:wpg="http://schemas.microsoft.com/office/word/2010/wordprocessingGroup" xmlns:wpi="http://schemas.microsoft.com/office/word/2010/wordprocessingInk" xmlns:wne="http://schemas.microsoft.com/office/word/2006/wordml" xmlns:wps="http://schemas.microsoft.com/office/word/2010/wordprocessingShape" mc:Ignorable="w14 w15 w16se wp14">
   <w:body>
     <w:p>
       <w:pPr>
@@ -78,27 +78,70 @@
           <w:szCs w:val="24"/>
           <w:lang w:eastAsia="ru-RU"/>
         </w:rPr>
-        <w:t>моменту окончания Великой Отечественной войны дворцово-парковый ансамбль Петергофа представлял собой территорию масштабных разрушений. В первые месяцы после Победы Совет Министров СССР принял решение о включении Петергофа в перечень приоритетных объектов культурного восстановления. Уже летом 1945 года Нижний парк был частично очищен от мин, завалов и остатков окопов, и, несмотря на отсутствие большинства фонтанов и скульптур, был открыт для первых посети</w:t>
-      </w:r>
-      <w:bookmarkStart w:id="0" w:name="_GoBack"/>
-      <w:bookmarkEnd w:id="0"/>
-      <w:r>
-        <w:rPr>
-          <w:rFonts w:ascii="Times New Roman" w:eastAsia="Times New Roman" w:hAnsi="Times New Roman" w:cs="Times New Roman"/>
-          <w:sz w:val="24"/>
-          <w:szCs w:val="24"/>
-          <w:lang w:eastAsia="ru-RU"/>
-        </w:rPr>
-        <w:t>телей. Это имело не только культурное, но и символическое значение — демонстрировало, что жизнь и культура воз</w:t>
-      </w:r>
-      <w:r>
-        <w:rPr>
-          <w:rFonts w:ascii="Times New Roman" w:eastAsia="Times New Roman" w:hAnsi="Times New Roman" w:cs="Times New Roman"/>
-          <w:sz w:val="24"/>
-          <w:szCs w:val="24"/>
-          <w:lang w:eastAsia="ru-RU"/>
-        </w:rPr>
-        <w:t>вращаются в пострадавшие города.</w:t>
+        <w:t>моменту окончания Великой Отечественной войны дворцово-парковый ансамбль Петергофа представлял собой территорию масштабных разрушений. В первые месяцы после Победы Совет Министров СССР принял решение о включении Петергофа в перечень приоритетных объектов культурного восстановления. Уже летом 1945 года Нижний парк был частично очищен от мин, завалов и остатков окопов, и, несмотря на отсутствие большинства фонтанов и скульптур, был открыт для первых посетителей. Это имело не только культурно</w:t>
+      </w:r>
+      <w:r>
+        <w:rPr>
+          <w:rFonts w:ascii="Times New Roman" w:eastAsia="Times New Roman" w:hAnsi="Times New Roman" w:cs="Times New Roman"/>
+          <w:sz w:val="24"/>
+          <w:szCs w:val="24"/>
+          <w:lang w:eastAsia="ru-RU"/>
+        </w:rPr>
+        <w:t xml:space="preserve">е, но и символическое значение </w:t>
+      </w:r>
+      <w:r>
+        <w:rPr>
+          <w:rFonts w:ascii="Times New Roman" w:eastAsia="Times New Roman" w:hAnsi="Times New Roman" w:cs="Times New Roman"/>
+          <w:sz w:val="24"/>
+          <w:szCs w:val="24"/>
+          <w:lang w:eastAsia="ru-RU"/>
+        </w:rPr>
+        <w:t>-</w:t>
+      </w:r>
+      <w:r>
+        <w:rPr>
+          <w:rFonts w:ascii="Times New Roman" w:eastAsia="Times New Roman" w:hAnsi="Times New Roman" w:cs="Times New Roman"/>
+          <w:sz w:val="24"/>
+          <w:szCs w:val="24"/>
+          <w:lang w:eastAsia="ru-RU"/>
+        </w:rPr>
+        <w:t xml:space="preserve"> </w:t>
+      </w:r>
+      <w:r>
+        <w:rPr>
+          <w:rFonts w:ascii="Times New Roman" w:eastAsia="Times New Roman" w:hAnsi="Times New Roman" w:cs="Times New Roman"/>
+          <w:sz w:val="24"/>
+          <w:szCs w:val="24"/>
+          <w:lang w:eastAsia="ru-RU"/>
+        </w:rPr>
+        <w:t>это была демонстрация возвращения жизни и культуры</w:t>
+      </w:r>
+      <w:r>
+        <w:rPr>
+          <w:rFonts w:ascii="Times New Roman" w:eastAsia="Times New Roman" w:hAnsi="Times New Roman" w:cs="Times New Roman"/>
+          <w:sz w:val="24"/>
+          <w:szCs w:val="24"/>
+          <w:lang w:eastAsia="ru-RU"/>
+        </w:rPr>
+        <w:t xml:space="preserve"> </w:t>
+      </w:r>
+      <w:r>
+        <w:rPr>
+          <w:rFonts w:ascii="Times New Roman" w:eastAsia="Times New Roman" w:hAnsi="Times New Roman" w:cs="Times New Roman"/>
+          <w:sz w:val="24"/>
+          <w:szCs w:val="24"/>
+          <w:lang w:eastAsia="ru-RU"/>
+        </w:rPr>
+        <w:t>в освобожденные города</w:t>
+      </w:r>
+      <w:r>
+        <w:rPr>
+          <w:rFonts w:ascii="Times New Roman" w:eastAsia="Times New Roman" w:hAnsi="Times New Roman" w:cs="Times New Roman"/>
+          <w:sz w:val="24"/>
+          <w:szCs w:val="24"/>
+          <w:lang w:eastAsia="ru-RU"/>
+        </w:rPr>
+        <w:t>.</w:t>
       </w:r>
       <w:r>
         <w:rPr>
@@ -129,7 +172,43 @@
           <w:szCs w:val="24"/>
           <w:lang w:eastAsia="ru-RU"/>
         </w:rPr>
-        <w:t xml:space="preserve">1945–1947 годы стали временем аварийно-укрепительных работ и подготовки к масштабной реставрации. Главными задачами были консервация уцелевших конструкций и сбор фрагментов утраченных памятников. </w:t>
+        <w:t xml:space="preserve">1945–1947 годы стали временем аварийно-укрепительных работ и подготовки к масштабной реставрации. </w:t>
+      </w:r>
+      <w:r>
+        <w:rPr>
+          <w:rFonts w:ascii="Times New Roman" w:eastAsia="Times New Roman" w:hAnsi="Times New Roman" w:cs="Times New Roman"/>
+          <w:sz w:val="24"/>
+          <w:szCs w:val="24"/>
+          <w:lang w:eastAsia="ru-RU"/>
+        </w:rPr>
+        <w:t>Первой</w:t>
+      </w:r>
+      <w:r>
+        <w:rPr>
+          <w:rFonts w:ascii="Times New Roman" w:eastAsia="Times New Roman" w:hAnsi="Times New Roman" w:cs="Times New Roman"/>
+          <w:sz w:val="24"/>
+          <w:szCs w:val="24"/>
+          <w:lang w:eastAsia="ru-RU"/>
+        </w:rPr>
+        <w:t xml:space="preserve"> задач</w:t>
+      </w:r>
+      <w:r>
+        <w:rPr>
+          <w:rFonts w:ascii="Times New Roman" w:eastAsia="Times New Roman" w:hAnsi="Times New Roman" w:cs="Times New Roman"/>
+          <w:sz w:val="24"/>
+          <w:szCs w:val="24"/>
+          <w:lang w:eastAsia="ru-RU"/>
+        </w:rPr>
+        <w:t>ей была</w:t>
+      </w:r>
+      <w:r>
+        <w:rPr>
+          <w:rFonts w:ascii="Times New Roman" w:eastAsia="Times New Roman" w:hAnsi="Times New Roman" w:cs="Times New Roman"/>
+          <w:sz w:val="24"/>
+          <w:szCs w:val="24"/>
+          <w:lang w:eastAsia="ru-RU"/>
+        </w:rPr>
+        <w:t xml:space="preserve"> консервация уцелевших конструкций и сбор фрагментов утраченных памятников. </w:t>
       </w:r>
       <w:r>
         <w:rPr>
@@ -183,16 +262,52 @@
           <w:szCs w:val="24"/>
           <w:lang w:eastAsia="ru-RU"/>
         </w:rPr>
-        <w:t>В.</w:t>
-      </w:r>
-      <w:r>
-        <w:rPr>
-          <w:rFonts w:ascii="Times New Roman" w:eastAsia="Times New Roman" w:hAnsi="Times New Roman" w:cs="Times New Roman"/>
-          <w:sz w:val="24"/>
-          <w:szCs w:val="24"/>
-          <w:lang w:eastAsia="ru-RU"/>
-        </w:rPr>
-        <w:t xml:space="preserve">Л. Симоновым изготовили копию по довоенным гипсовым слепкам и фотографиям, что позволило максимально точно воспроизвести оригинал. </w:t>
+        <w:t>В</w:t>
+      </w:r>
+      <w:r>
+        <w:rPr>
+          <w:rFonts w:ascii="Times New Roman" w:eastAsia="Times New Roman" w:hAnsi="Times New Roman" w:cs="Times New Roman"/>
+          <w:sz w:val="24"/>
+          <w:szCs w:val="24"/>
+          <w:lang w:eastAsia="ru-RU"/>
+        </w:rPr>
+        <w:t>асилием</w:t>
+      </w:r>
+      <w:r>
+        <w:rPr>
+          <w:rFonts w:ascii="Times New Roman" w:eastAsia="Times New Roman" w:hAnsi="Times New Roman" w:cs="Times New Roman"/>
+          <w:sz w:val="24"/>
+          <w:szCs w:val="24"/>
+          <w:lang w:eastAsia="ru-RU"/>
+        </w:rPr>
+        <w:t xml:space="preserve"> </w:t>
+      </w:r>
+      <w:r>
+        <w:rPr>
+          <w:rFonts w:ascii="Times New Roman" w:eastAsia="Times New Roman" w:hAnsi="Times New Roman" w:cs="Times New Roman"/>
+          <w:sz w:val="24"/>
+          <w:szCs w:val="24"/>
+          <w:lang w:eastAsia="ru-RU"/>
+        </w:rPr>
+        <w:t>Л</w:t>
+      </w:r>
+      <w:r>
+        <w:rPr>
+          <w:rFonts w:ascii="Times New Roman" w:eastAsia="Times New Roman" w:hAnsi="Times New Roman" w:cs="Times New Roman"/>
+          <w:sz w:val="24"/>
+          <w:szCs w:val="24"/>
+          <w:lang w:eastAsia="ru-RU"/>
+        </w:rPr>
+        <w:t>ьвовичем</w:t>
+      </w:r>
+      <w:r>
+        <w:rPr>
+          <w:rFonts w:ascii="Times New Roman" w:eastAsia="Times New Roman" w:hAnsi="Times New Roman" w:cs="Times New Roman"/>
+          <w:sz w:val="24"/>
+          <w:szCs w:val="24"/>
+          <w:lang w:eastAsia="ru-RU"/>
+        </w:rPr>
+        <w:t xml:space="preserve"> Симоновым изготовили копию по довоенным гипсовым слепкам и фотографиям, что позволило максимально точно воспроизвести оригинал. </w:t>
       </w:r>
     </w:p>
     <w:p>
@@ -254,6 +369,118 @@
         </w:rPr>
         <w:t xml:space="preserve">, затем последовали Эрмитаж, Оранжерея и Марли. Работы велись с применением традиционных технологий XVIII–XIX веков: резной и лепной декор изготавливался вручную, мозаичные полы и паркеты создавались по образцам, сохранившимся в архивах, скульптурные группы отливались в бронзе по старинным методам. </w:t>
       </w:r>
+      <w:r>
+        <w:rPr>
+          <w:rFonts w:ascii="Times New Roman" w:eastAsia="Times New Roman" w:hAnsi="Times New Roman" w:cs="Times New Roman"/>
+          <w:sz w:val="24"/>
+          <w:szCs w:val="24"/>
+          <w:lang w:eastAsia="ru-RU"/>
+        </w:rPr>
+        <w:t xml:space="preserve">Большой вклад в реставрацию этих объектов внес </w:t>
+      </w:r>
+      <w:r>
+        <w:rPr>
+          <w:rFonts w:ascii="Times New Roman" w:eastAsia="Times New Roman" w:hAnsi="Times New Roman" w:cs="Times New Roman"/>
+          <w:sz w:val="24"/>
+          <w:szCs w:val="24"/>
+          <w:lang w:eastAsia="ru-RU"/>
+        </w:rPr>
+        <w:t>А</w:t>
+      </w:r>
+      <w:r>
+        <w:rPr>
+          <w:rFonts w:ascii="Times New Roman" w:eastAsia="Times New Roman" w:hAnsi="Times New Roman" w:cs="Times New Roman"/>
+          <w:sz w:val="24"/>
+          <w:szCs w:val="24"/>
+          <w:lang w:eastAsia="ru-RU"/>
+        </w:rPr>
+        <w:t>.</w:t>
+      </w:r>
+      <w:r>
+        <w:rPr>
+          <w:rFonts w:ascii="Times New Roman" w:eastAsia="Times New Roman" w:hAnsi="Times New Roman" w:cs="Times New Roman"/>
+          <w:sz w:val="24"/>
+          <w:szCs w:val="24"/>
+          <w:lang w:eastAsia="ru-RU"/>
+        </w:rPr>
+        <w:t xml:space="preserve"> Э</w:t>
+      </w:r>
+      <w:r>
+        <w:rPr>
+          <w:rFonts w:ascii="Times New Roman" w:eastAsia="Times New Roman" w:hAnsi="Times New Roman" w:cs="Times New Roman"/>
+          <w:sz w:val="24"/>
+          <w:szCs w:val="24"/>
+          <w:lang w:eastAsia="ru-RU"/>
+        </w:rPr>
+        <w:t>.</w:t>
+      </w:r>
+      <w:r>
+        <w:rPr>
+          <w:rFonts w:ascii="Times New Roman" w:eastAsia="Times New Roman" w:hAnsi="Times New Roman" w:cs="Times New Roman"/>
+          <w:sz w:val="24"/>
+          <w:szCs w:val="24"/>
+          <w:lang w:eastAsia="ru-RU"/>
+        </w:rPr>
+        <w:t xml:space="preserve"> Гессен </w:t>
+      </w:r>
+      <w:r>
+        <w:rPr>
+          <w:rFonts w:ascii="Times New Roman" w:eastAsia="Times New Roman" w:hAnsi="Times New Roman" w:cs="Times New Roman"/>
+          <w:sz w:val="24"/>
+          <w:szCs w:val="24"/>
+          <w:lang w:eastAsia="ru-RU"/>
+        </w:rPr>
+        <w:t xml:space="preserve">- он </w:t>
+      </w:r>
+      <w:r>
+        <w:rPr>
+          <w:rFonts w:ascii="Times New Roman" w:eastAsia="Times New Roman" w:hAnsi="Times New Roman" w:cs="Times New Roman"/>
+          <w:sz w:val="24"/>
+          <w:szCs w:val="24"/>
+          <w:lang w:eastAsia="ru-RU"/>
+        </w:rPr>
+        <w:t xml:space="preserve">являлся автором (соавтором) проектов реставрации Домика Петра I и Летнего дворца Петра I, </w:t>
+      </w:r>
+      <w:proofErr w:type="spellStart"/>
+      <w:r>
+        <w:rPr>
+          <w:rFonts w:ascii="Times New Roman" w:eastAsia="Times New Roman" w:hAnsi="Times New Roman" w:cs="Times New Roman"/>
+          <w:sz w:val="24"/>
+          <w:szCs w:val="24"/>
+          <w:lang w:eastAsia="ru-RU"/>
+        </w:rPr>
+        <w:t>Меншиковского</w:t>
+      </w:r>
+      <w:proofErr w:type="spellEnd"/>
+      <w:r>
+        <w:rPr>
+          <w:rFonts w:ascii="Times New Roman" w:eastAsia="Times New Roman" w:hAnsi="Times New Roman" w:cs="Times New Roman"/>
+          <w:sz w:val="24"/>
+          <w:szCs w:val="24"/>
+          <w:lang w:eastAsia="ru-RU"/>
+        </w:rPr>
+        <w:t xml:space="preserve"> и Мраморного дворцов, дворцов «</w:t>
+      </w:r>
+      <w:proofErr w:type="spellStart"/>
+      <w:r>
+        <w:rPr>
+          <w:rFonts w:ascii="Times New Roman" w:eastAsia="Times New Roman" w:hAnsi="Times New Roman" w:cs="Times New Roman"/>
+          <w:sz w:val="24"/>
+          <w:szCs w:val="24"/>
+          <w:lang w:eastAsia="ru-RU"/>
+        </w:rPr>
+        <w:t>Монплезир</w:t>
+      </w:r>
+      <w:proofErr w:type="spellEnd"/>
+      <w:r>
+        <w:rPr>
+          <w:rFonts w:ascii="Times New Roman" w:eastAsia="Times New Roman" w:hAnsi="Times New Roman" w:cs="Times New Roman"/>
+          <w:sz w:val="24"/>
+          <w:szCs w:val="24"/>
+          <w:lang w:eastAsia="ru-RU"/>
+        </w:rPr>
+        <w:t>» и «Марли» в Нижнем парке Петергофа, фасадов Казанского собора, Инженерного замка и многих других памятников истории и культуры.</w:t>
+      </w:r>
     </w:p>
     <w:p>
       <w:pPr>
@@ -310,7 +537,273 @@
           <w:szCs w:val="24"/>
           <w:lang w:eastAsia="ru-RU"/>
         </w:rPr>
-        <w:t xml:space="preserve">Параллельно шла работа над Чесменским залом, завершённая к 1969 году, а в 1975 году сюда вернулись хрустальные люстры. В 1966 году восстановили колоннады Воронихина, а Верхний сад вернули к регулярной планировке Петровской эпохи. Особое внимание уделялось восстановлению фонтанов-шутих. С 1968 по 1971 год был полностью реконструирован «Дубок»: бассейн облицевали гранитом, скульптуру Амура вернули в 1956 году, а бронзовых дельфинов — в 1957-м; в 1980-е годы они были позолочены. Львиный каскад вновь заработал к концу 1950-х годов, а к началу 1970-х большинство фонтанов Нижнего парка было восстановлено. </w:t>
+        <w:t xml:space="preserve">Параллельно шла работа над Чесменским залом, завершённая к 1969 году, а в 1975 году сюда вернулись хрустальные люстры. В 1966 году восстановили колоннады Воронихина, а Верхний сад вернули к регулярной планировке Петровской эпохи. Особое внимание уделялось восстановлению фонтанов-шутих. С 1968 по 1971 год был полностью реконструирован «Дубок»: бассейн облицевали гранитом, скульптуру Амура вернули в 1956 году, а бронзовых дельфинов — в 1957-м; в 1980-е годы они были позолочены. </w:t>
+      </w:r>
+      <w:r>
+        <w:rPr>
+          <w:rFonts w:ascii="Times New Roman" w:eastAsia="Times New Roman" w:hAnsi="Times New Roman" w:cs="Times New Roman"/>
+          <w:sz w:val="24"/>
+          <w:szCs w:val="24"/>
+          <w:lang w:eastAsia="ru-RU"/>
+        </w:rPr>
+        <w:lastRenderedPageBreak/>
+        <w:t>Львиный каскад вновь заработал к концу 1950-х годов, а к началу 1970-х большинство фонтанов Ни</w:t>
+      </w:r>
+      <w:r>
+        <w:rPr>
+          <w:rFonts w:ascii="Times New Roman" w:eastAsia="Times New Roman" w:hAnsi="Times New Roman" w:cs="Times New Roman"/>
+          <w:sz w:val="24"/>
+          <w:szCs w:val="24"/>
+          <w:lang w:eastAsia="ru-RU"/>
+        </w:rPr>
+        <w:t xml:space="preserve">жнего парка было восстановлено. Руководила проектом восстановления </w:t>
+      </w:r>
+      <w:r>
+        <w:rPr>
+          <w:rFonts w:ascii="Times New Roman" w:eastAsia="Times New Roman" w:hAnsi="Times New Roman" w:cs="Times New Roman"/>
+          <w:sz w:val="24"/>
+          <w:szCs w:val="24"/>
+          <w:lang w:eastAsia="ru-RU"/>
+        </w:rPr>
+        <w:t>Евгения Влад</w:t>
+      </w:r>
+      <w:r>
+        <w:rPr>
+          <w:rFonts w:ascii="Times New Roman" w:eastAsia="Times New Roman" w:hAnsi="Times New Roman" w:cs="Times New Roman"/>
+          <w:sz w:val="24"/>
+          <w:szCs w:val="24"/>
+          <w:lang w:eastAsia="ru-RU"/>
+        </w:rPr>
+        <w:t>имировна Казанская</w:t>
+      </w:r>
+      <w:r>
+        <w:rPr>
+          <w:rFonts w:ascii="Times New Roman" w:eastAsia="Times New Roman" w:hAnsi="Times New Roman" w:cs="Times New Roman"/>
+          <w:sz w:val="24"/>
+          <w:szCs w:val="24"/>
+          <w:lang w:eastAsia="ru-RU"/>
+        </w:rPr>
+        <w:t xml:space="preserve"> – </w:t>
+      </w:r>
+      <w:r>
+        <w:rPr>
+          <w:rFonts w:ascii="Times New Roman" w:eastAsia="Times New Roman" w:hAnsi="Times New Roman" w:cs="Times New Roman"/>
+          <w:sz w:val="24"/>
+          <w:szCs w:val="24"/>
+          <w:lang w:eastAsia="ru-RU"/>
+        </w:rPr>
+        <w:t>выдающийся архитектор-реставратор, представительница ленинградской школы реставраци</w:t>
+      </w:r>
+      <w:r>
+        <w:rPr>
+          <w:rFonts w:ascii="Times New Roman" w:eastAsia="Times New Roman" w:hAnsi="Times New Roman" w:cs="Times New Roman"/>
+          <w:sz w:val="24"/>
+          <w:szCs w:val="24"/>
+          <w:lang w:eastAsia="ru-RU"/>
+        </w:rPr>
+        <w:t>и и заслуженный архитектор РФ.</w:t>
+      </w:r>
+      <w:r>
+        <w:rPr>
+          <w:rFonts w:ascii="Times New Roman" w:eastAsia="Times New Roman" w:hAnsi="Times New Roman" w:cs="Times New Roman"/>
+          <w:sz w:val="24"/>
+          <w:szCs w:val="24"/>
+          <w:lang w:eastAsia="ru-RU"/>
+        </w:rPr>
+        <w:br/>
+      </w:r>
+      <w:r>
+        <w:rPr>
+          <w:rFonts w:ascii="Times New Roman" w:eastAsia="Times New Roman" w:hAnsi="Times New Roman" w:cs="Times New Roman"/>
+          <w:sz w:val="24"/>
+          <w:szCs w:val="24"/>
+          <w:lang w:eastAsia="ru-RU"/>
+        </w:rPr>
+        <w:t>В соавторстве</w:t>
+      </w:r>
+      <w:r>
+        <w:rPr>
+          <w:rFonts w:ascii="Times New Roman" w:eastAsia="Times New Roman" w:hAnsi="Times New Roman" w:cs="Times New Roman"/>
+          <w:sz w:val="24"/>
+          <w:szCs w:val="24"/>
+          <w:lang w:eastAsia="ru-RU"/>
+        </w:rPr>
+        <w:t xml:space="preserve"> </w:t>
+      </w:r>
+      <w:r>
+        <w:rPr>
+          <w:rFonts w:ascii="Times New Roman" w:eastAsia="Times New Roman" w:hAnsi="Times New Roman" w:cs="Times New Roman"/>
+          <w:sz w:val="24"/>
+          <w:szCs w:val="24"/>
+          <w:lang w:eastAsia="ru-RU"/>
+        </w:rPr>
+        <w:t xml:space="preserve">с </w:t>
+      </w:r>
+      <w:r>
+        <w:rPr>
+          <w:rFonts w:ascii="Times New Roman" w:eastAsia="Times New Roman" w:hAnsi="Times New Roman" w:cs="Times New Roman"/>
+          <w:sz w:val="24"/>
+          <w:szCs w:val="24"/>
+          <w:lang w:eastAsia="ru-RU"/>
+        </w:rPr>
+        <w:t xml:space="preserve">Александром </w:t>
+      </w:r>
+      <w:proofErr w:type="spellStart"/>
+      <w:r>
+        <w:rPr>
+          <w:rFonts w:ascii="Times New Roman" w:eastAsia="Times New Roman" w:hAnsi="Times New Roman" w:cs="Times New Roman"/>
+          <w:sz w:val="24"/>
+          <w:szCs w:val="24"/>
+          <w:lang w:eastAsia="ru-RU"/>
+        </w:rPr>
+        <w:t>Эрастовичем</w:t>
+      </w:r>
+      <w:proofErr w:type="spellEnd"/>
+      <w:r>
+        <w:rPr>
+          <w:rFonts w:ascii="Times New Roman" w:eastAsia="Times New Roman" w:hAnsi="Times New Roman" w:cs="Times New Roman"/>
+          <w:sz w:val="24"/>
+          <w:szCs w:val="24"/>
+          <w:lang w:eastAsia="ru-RU"/>
+        </w:rPr>
+        <w:t xml:space="preserve"> </w:t>
+      </w:r>
+      <w:r>
+        <w:rPr>
+          <w:rFonts w:ascii="Times New Roman" w:eastAsia="Times New Roman" w:hAnsi="Times New Roman" w:cs="Times New Roman"/>
+          <w:sz w:val="24"/>
+          <w:szCs w:val="24"/>
+          <w:lang w:eastAsia="ru-RU"/>
+        </w:rPr>
+        <w:t>Гессеном</w:t>
+      </w:r>
+      <w:r>
+        <w:rPr>
+          <w:rFonts w:ascii="Times New Roman" w:eastAsia="Times New Roman" w:hAnsi="Times New Roman" w:cs="Times New Roman"/>
+          <w:sz w:val="24"/>
+          <w:szCs w:val="24"/>
+          <w:lang w:eastAsia="ru-RU"/>
+        </w:rPr>
+        <w:t xml:space="preserve"> и Василием Митрофановичем Савков</w:t>
+      </w:r>
+      <w:r>
+        <w:rPr>
+          <w:rFonts w:ascii="Times New Roman" w:eastAsia="Times New Roman" w:hAnsi="Times New Roman" w:cs="Times New Roman"/>
+          <w:sz w:val="24"/>
+          <w:szCs w:val="24"/>
+          <w:lang w:eastAsia="ru-RU"/>
+        </w:rPr>
+        <w:t>ым</w:t>
+      </w:r>
+      <w:r>
+        <w:rPr>
+          <w:rFonts w:ascii="Times New Roman" w:eastAsia="Times New Roman" w:hAnsi="Times New Roman" w:cs="Times New Roman"/>
+          <w:sz w:val="24"/>
+          <w:szCs w:val="24"/>
+          <w:lang w:eastAsia="ru-RU"/>
+        </w:rPr>
+        <w:t>,</w:t>
+      </w:r>
+      <w:r>
+        <w:rPr>
+          <w:rFonts w:ascii="Times New Roman" w:eastAsia="Times New Roman" w:hAnsi="Times New Roman" w:cs="Times New Roman"/>
+          <w:sz w:val="24"/>
+          <w:szCs w:val="24"/>
+          <w:lang w:eastAsia="ru-RU"/>
+        </w:rPr>
+        <w:t xml:space="preserve"> представителями </w:t>
+      </w:r>
+      <w:r>
+        <w:rPr>
+          <w:rFonts w:ascii="Times New Roman" w:eastAsia="Times New Roman" w:hAnsi="Times New Roman" w:cs="Times New Roman"/>
+          <w:sz w:val="24"/>
+          <w:szCs w:val="24"/>
+          <w:lang w:eastAsia="ru-RU"/>
+        </w:rPr>
+        <w:t>ленинградской школы на</w:t>
+      </w:r>
+      <w:r>
+        <w:rPr>
+          <w:rFonts w:ascii="Times New Roman" w:eastAsia="Times New Roman" w:hAnsi="Times New Roman" w:cs="Times New Roman"/>
+          <w:sz w:val="24"/>
+          <w:szCs w:val="24"/>
+          <w:lang w:eastAsia="ru-RU"/>
+        </w:rPr>
+        <w:t>учной архитектурной реставрации</w:t>
+      </w:r>
+      <w:r>
+        <w:rPr>
+          <w:rFonts w:ascii="Times New Roman" w:eastAsia="Times New Roman" w:hAnsi="Times New Roman" w:cs="Times New Roman"/>
+          <w:sz w:val="24"/>
+          <w:szCs w:val="24"/>
+          <w:lang w:eastAsia="ru-RU"/>
+        </w:rPr>
+        <w:t xml:space="preserve">, </w:t>
+      </w:r>
+      <w:r>
+        <w:rPr>
+          <w:rFonts w:ascii="Times New Roman" w:eastAsia="Times New Roman" w:hAnsi="Times New Roman" w:cs="Times New Roman"/>
+          <w:sz w:val="24"/>
+          <w:szCs w:val="24"/>
+          <w:lang w:eastAsia="ru-RU"/>
+        </w:rPr>
+        <w:t xml:space="preserve">она создала проекты </w:t>
+      </w:r>
+      <w:r>
+        <w:rPr>
+          <w:rFonts w:ascii="Times New Roman" w:eastAsia="Times New Roman" w:hAnsi="Times New Roman" w:cs="Times New Roman"/>
+          <w:sz w:val="24"/>
+          <w:szCs w:val="24"/>
+          <w:lang w:eastAsia="ru-RU"/>
+        </w:rPr>
+        <w:t>возр</w:t>
+      </w:r>
+      <w:r>
+        <w:rPr>
+          <w:rFonts w:ascii="Times New Roman" w:eastAsia="Times New Roman" w:hAnsi="Times New Roman" w:cs="Times New Roman"/>
+          <w:sz w:val="24"/>
+          <w:szCs w:val="24"/>
+          <w:lang w:eastAsia="ru-RU"/>
+        </w:rPr>
+        <w:t>ождения</w:t>
+      </w:r>
+      <w:r>
+        <w:rPr>
+          <w:rFonts w:ascii="Times New Roman" w:eastAsia="Times New Roman" w:hAnsi="Times New Roman" w:cs="Times New Roman"/>
+          <w:sz w:val="24"/>
+          <w:szCs w:val="24"/>
+          <w:lang w:eastAsia="ru-RU"/>
+        </w:rPr>
+        <w:t xml:space="preserve"> дворца </w:t>
+      </w:r>
+      <w:proofErr w:type="spellStart"/>
+      <w:r>
+        <w:rPr>
+          <w:rFonts w:ascii="Times New Roman" w:eastAsia="Times New Roman" w:hAnsi="Times New Roman" w:cs="Times New Roman"/>
+          <w:sz w:val="24"/>
+          <w:szCs w:val="24"/>
+          <w:lang w:eastAsia="ru-RU"/>
+        </w:rPr>
+        <w:t>Монплезир</w:t>
+      </w:r>
+      <w:proofErr w:type="spellEnd"/>
+      <w:r>
+        <w:rPr>
+          <w:rFonts w:ascii="Times New Roman" w:eastAsia="Times New Roman" w:hAnsi="Times New Roman" w:cs="Times New Roman"/>
+          <w:sz w:val="24"/>
+          <w:szCs w:val="24"/>
+          <w:lang w:eastAsia="ru-RU"/>
+        </w:rPr>
+        <w:t>,</w:t>
+      </w:r>
+      <w:r>
+        <w:rPr>
+          <w:rFonts w:ascii="Times New Roman" w:eastAsia="Times New Roman" w:hAnsi="Times New Roman" w:cs="Times New Roman"/>
+          <w:sz w:val="24"/>
+          <w:szCs w:val="24"/>
+          <w:lang w:eastAsia="ru-RU"/>
+        </w:rPr>
+        <w:t xml:space="preserve"> Большого Петергофского дворца и фасадов дворца Марли.</w:t>
       </w:r>
     </w:p>
     <w:p>
@@ -332,17 +825,7 @@
           <w:szCs w:val="24"/>
           <w:lang w:eastAsia="ru-RU"/>
         </w:rPr>
-        <w:t xml:space="preserve">С конца 1970-х годов реставрационные работы перешли в фазу комплексной реконструкции инженерных систем. Совет Министров СССР выделил около 7 миллионов </w:t>
-      </w:r>
-      <w:r>
-        <w:rPr>
-          <w:rFonts w:ascii="Times New Roman" w:eastAsia="Times New Roman" w:hAnsi="Times New Roman" w:cs="Times New Roman"/>
-          <w:sz w:val="24"/>
-          <w:szCs w:val="24"/>
-          <w:lang w:eastAsia="ru-RU"/>
-        </w:rPr>
-        <w:lastRenderedPageBreak/>
-        <w:t xml:space="preserve">рублей на восстановление водоподводящей системы, что позволило провести модернизацию фонтанных коммуникаций и обеспечить их устойчивую работу. </w:t>
+        <w:t xml:space="preserve">С конца 1970-х годов реставрационные работы перешли в фазу комплексной реконструкции инженерных систем. Совет Министров СССР выделил около 7 миллионов рублей на восстановление водоподводящей системы, что позволило провести модернизацию фонтанных коммуникаций и обеспечить их устойчивую работу. </w:t>
       </w:r>
     </w:p>
     <w:p>
@@ -386,7 +869,25 @@
           <w:szCs w:val="24"/>
           <w:lang w:eastAsia="ru-RU"/>
         </w:rPr>
-        <w:t>В 1990 году ансамбль Петергофа был внесён в список Всемирного наследия ЮНЕСКО, что подчеркнуло его международную культурную ценность и открыло новые возможности для финансирования реставрационных проектов.</w:t>
+        <w:t xml:space="preserve">В 1990 году ансамбль Петергофа был внесён в список Всемирного наследия ЮНЕСКО, что </w:t>
+      </w:r>
+      <w:r>
+        <w:rPr>
+          <w:rFonts w:ascii="Times New Roman" w:eastAsia="Times New Roman" w:hAnsi="Times New Roman" w:cs="Times New Roman"/>
+          <w:sz w:val="24"/>
+          <w:szCs w:val="24"/>
+          <w:lang w:eastAsia="ru-RU"/>
+        </w:rPr>
+        <w:t>продемонстрировало</w:t>
+      </w:r>
+      <w:r>
+        <w:rPr>
+          <w:rFonts w:ascii="Times New Roman" w:eastAsia="Times New Roman" w:hAnsi="Times New Roman" w:cs="Times New Roman"/>
+          <w:sz w:val="24"/>
+          <w:szCs w:val="24"/>
+          <w:lang w:eastAsia="ru-RU"/>
+        </w:rPr>
+        <w:t xml:space="preserve"> его международную культурную ценность и открыло новые возможности для финансирования реставрационных проектов.</w:t>
       </w:r>
     </w:p>
     <w:p>
@@ -408,7 +909,27 @@
           <w:szCs w:val="24"/>
           <w:lang w:eastAsia="ru-RU"/>
         </w:rPr>
-        <w:t xml:space="preserve">В 1997 году городу было возвращено историческое имя — Петергоф, а в 1998–2000 годах завершился один из крупнейших этапов восстановления фонтанного водовода, начатого ещё в 1940-е годы. К 2000 году завершилась основная фаза послевоенного возрождения Петергофа. Он предстал перед посетителями не только как музей-заповедник, но и как действующий дворцово-парковый комплекс с более чем 150 работающими фонтанами, десятками восстановленных павильонов и тысячами единиц возвращённых в экспозицию музейных предметов. </w:t>
+        <w:t>В 1997 году городу бы</w:t>
+      </w:r>
+      <w:r>
+        <w:rPr>
+          <w:rFonts w:ascii="Times New Roman" w:eastAsia="Times New Roman" w:hAnsi="Times New Roman" w:cs="Times New Roman"/>
+          <w:sz w:val="24"/>
+          <w:szCs w:val="24"/>
+          <w:lang w:eastAsia="ru-RU"/>
+        </w:rPr>
+        <w:t>ло возвращено историческое имя -</w:t>
+      </w:r>
+      <w:bookmarkStart w:id="0" w:name="_GoBack"/>
+      <w:bookmarkEnd w:id="0"/>
+      <w:r>
+        <w:rPr>
+          <w:rFonts w:ascii="Times New Roman" w:eastAsia="Times New Roman" w:hAnsi="Times New Roman" w:cs="Times New Roman"/>
+          <w:sz w:val="24"/>
+          <w:szCs w:val="24"/>
+          <w:lang w:eastAsia="ru-RU"/>
+        </w:rPr>
+        <w:t xml:space="preserve"> Петергоф, а в 1998–2000 годах завершился один из крупнейших этапов восстановления фонтанного водовода, начатого ещё в 1940-е годы. К 2000 году завершилась основная фаза послевоенного возрождения Петергофа. Он предстал перед посетителями не только как музей-заповедник, но и как действующий дворцово-парковый комплекс с более чем 150 работающими фонтанами, десятками восстановленных павильонов и тысячами единиц возвращённых в экспозицию музейных предметов. </w:t>
       </w:r>
     </w:p>
     <w:p>
@@ -448,7 +969,16 @@
           <w:szCs w:val="24"/>
           <w:lang w:eastAsia="ru-RU"/>
         </w:rPr>
-        <w:t>сумел возродиться из состояния почти полного разрушения и вновь занять место одного из величайших памятников мирового садово-паркового искусства.</w:t>
+        <w:t>был возрожден</w:t>
+      </w:r>
+      <w:r>
+        <w:rPr>
+          <w:rFonts w:ascii="Times New Roman" w:eastAsia="Times New Roman" w:hAnsi="Times New Roman" w:cs="Times New Roman"/>
+          <w:sz w:val="24"/>
+          <w:szCs w:val="24"/>
+          <w:lang w:eastAsia="ru-RU"/>
+        </w:rPr>
+        <w:t xml:space="preserve"> из состояния почти полного разрушения и вновь занять место одного из величайших памятников мирового садово-паркового искусства.</w:t>
       </w:r>
     </w:p>
     <w:p>
